--- a/Its_Watts_Future_Updates_Requirements.docx
+++ b/Its_Watts_Future_Updates_Requirements.docx
@@ -1200,6 +1200,79 @@
     </w:p>
     <w:p>
       <w:pPr>
+        <w:spacing w:before="200" w:after="80"/>
+      </w:pPr>
+      <w:r>
+        <w:rPr>
+          <w:rFonts w:ascii="Calibri" w:hAnsi="Calibri"/>
+          <w:b/>
+          <w:color w:val="17231B"/>
+          <w:sz w:val="25"/>
+        </w:rPr>
+        <w:t>FR-13: Mobile dock regression safeguards</w:t>
+      </w:r>
+    </w:p>
+    <w:p>
+      <w:pPr>
+        <w:spacing w:after="80" w:line="300" w:lineRule="auto"/>
+      </w:pPr>
+      <w:r>
+        <w:rPr>
+          <w:rFonts w:ascii="Calibri" w:hAnsi="Calibri"/>
+          <w:color w:val="17231B"/>
+          <w:sz w:val="22"/>
+        </w:rPr>
+        <w:t>Preserve reliable mobile navigation as focused learning destinations and future sections are added.</w:t>
+      </w:r>
+    </w:p>
+    <w:p>
+      <w:pPr>
+        <w:pStyle w:val="ListBullet"/>
+        <w:spacing w:after="80" w:line="300" w:lineRule="auto"/>
+      </w:pPr>
+      <w:r>
+        <w:rPr>
+          <w:rFonts w:ascii="Calibri" w:hAnsi="Calibri"/>
+          <w:b/>
+          <w:color w:val="17231B"/>
+          <w:sz w:val="22"/>
+        </w:rPr>
+        <w:t xml:space="preserve">Required. </w:t>
+      </w:r>
+      <w:r>
+        <w:rPr>
+          <w:rFonts w:ascii="Calibri" w:hAnsi="Calibri"/>
+          <w:color w:val="17231B"/>
+          <w:sz w:val="22"/>
+        </w:rPr>
+        <w:t>Keep the dock visibly anchored to the bottom of the active mobile viewport. Reconnect scroll-based active-state tracking whenever a visitor opens or exits a focused view, such as Learn, so the current section remains highlighted.</w:t>
+      </w:r>
+    </w:p>
+    <w:p>
+      <w:pPr>
+        <w:pStyle w:val="ListBullet"/>
+        <w:spacing w:after="80" w:line="300" w:lineRule="auto"/>
+      </w:pPr>
+      <w:r>
+        <w:rPr>
+          <w:rFonts w:ascii="Calibri" w:hAnsi="Calibri"/>
+          <w:b/>
+          <w:color w:val="17231B"/>
+          <w:sz w:val="22"/>
+        </w:rPr>
+        <w:t xml:space="preserve">Acceptance. </w:t>
+      </w:r>
+      <w:r>
+        <w:rPr>
+          <w:rFonts w:ascii="Calibri" w:hAnsi="Calibri"/>
+          <w:color w:val="17231B"/>
+          <w:sz w:val="22"/>
+        </w:rPr>
+        <w:t>On a narrow device in portrait and landscape, the dock stays at the bottom while scrolling. Its active icon updates for Learn, Tools, Resources, Weekly Notes, Contact, and More; the behavior also works when the visitor starts on, enters, or exits a focused learning view.</w:t>
+      </w:r>
+    </w:p>
+    <w:p>
+      <w:pPr>
         <w:spacing w:before="320" w:after="140"/>
       </w:pPr>
       <w:r>
@@ -1294,6 +1367,20 @@
           <w:sz w:val="22"/>
         </w:rPr>
         <w:t>Responsive navigation: the mobile menu must provide direct access to Learn, Knowledge Base, Career Paths, Resources, and My Story without overwhelming the screen.</w:t>
+      </w:r>
+    </w:p>
+    <w:p>
+      <w:pPr>
+        <w:pStyle w:val="ListBullet"/>
+        <w:spacing w:after="80" w:line="300" w:lineRule="auto"/>
+      </w:pPr>
+      <w:r>
+        <w:rPr>
+          <w:rFonts w:ascii="Calibri" w:hAnsi="Calibri"/>
+          <w:color w:val="17231B"/>
+          <w:sz w:val="22"/>
+        </w:rPr>
+        <w:t>Mobile dock regression checks: test viewport placement and active-section highlighting after any new focused route, conditional view, or navigation change.</w:t>
       </w:r>
     </w:p>
     <w:p>
@@ -1619,7 +1706,7 @@
           <w:color w:val="17231B"/>
           <w:sz w:val="22"/>
         </w:rPr>
-        <w:t>Test each tool in system light and dark modes, on a narrow mobile screen, with keyboard navigation, and without an account or API key.</w:t>
+        <w:t>Test each tool in system light and dark modes, on a narrow mobile screen, with keyboard navigation, and without an account or API key. Verify the mobile dock after opening and leaving every focused destination.</w:t>
       </w:r>
     </w:p>
     <w:p>
